--- a/examples/references/doc/export_scholar_publications.docx
+++ b/examples/references/doc/export_scholar_publications.docx
@@ -149,13 +149,82 @@
         <w:rPr>
           <w:rStyle w:val="StringTok"/>
         </w:rPr>
-        <w:t xml:space="preserve">"https://raw.githubusercontent.com/eogasawara/mylibrary/refs/heads/main/references/ref_utils.R"</w:t>
+        <w:t xml:space="preserve">"../../references/myReferences.R"</w:t>
       </w:r>
       <w:r>
         <w:rPr>
           <w:rStyle w:val="NormalTok"/>
         </w:rPr>
         <w:t xml:space="preserve">)</w:t>
+      </w:r>
+      <w:r>
+        <w:br/>
+      </w:r>
+      <w:r>
+        <w:rPr>
+          <w:rStyle w:val="FunctionTok"/>
+        </w:rPr>
+        <w:t xml:space="preserve">source</w:t>
+      </w:r>
+      <w:r>
+        <w:rPr>
+          <w:rStyle w:val="NormalTok"/>
+        </w:rPr>
+        <w:t xml:space="preserve">(</w:t>
+      </w:r>
+      <w:r>
+        <w:rPr>
+          <w:rStyle w:val="StringTok"/>
+        </w:rPr>
+        <w:t xml:space="preserve">"../../references/ref_utils.R"</w:t>
+      </w:r>
+      <w:r>
+        <w:rPr>
+          <w:rStyle w:val="NormalTok"/>
+        </w:rPr>
+        <w:t xml:space="preserve">)</w:t>
+      </w:r>
+      <w:r>
+        <w:br/>
+      </w:r>
+      <w:r>
+        <w:rPr>
+          <w:rStyle w:val="FunctionTok"/>
+        </w:rPr>
+        <w:t xml:space="preserve">source</w:t>
+      </w:r>
+      <w:r>
+        <w:rPr>
+          <w:rStyle w:val="NormalTok"/>
+        </w:rPr>
+        <w:t xml:space="preserve">(</w:t>
+      </w:r>
+      <w:r>
+        <w:rPr>
+          <w:rStyle w:val="StringTok"/>
+        </w:rPr>
+        <w:t xml:space="preserve">"reference_examples_setup.R"</w:t>
+      </w:r>
+      <w:r>
+        <w:rPr>
+          <w:rStyle w:val="NormalTok"/>
+        </w:rPr>
+        <w:t xml:space="preserve">)</w:t>
+      </w:r>
+      <w:r>
+        <w:br/>
+      </w:r>
+      <w:r>
+        <w:rPr>
+          <w:rStyle w:val="FunctionTok"/>
+        </w:rPr>
+        <w:t xml:space="preserve">ensure_reference_example_files</w:t>
+      </w:r>
+      <w:r>
+        <w:rPr>
+          <w:rStyle w:val="NormalTok"/>
+        </w:rPr>
+        <w:t xml:space="preserve">()</w:t>
       </w:r>
     </w:p>
     <w:p>
@@ -172,9 +241,39 @@
       </w:pPr>
       <w:r>
         <w:rPr>
+          <w:rStyle w:val="NormalTok"/>
+        </w:rPr>
+        <w:t xml:space="preserve">first_name </w:t>
+      </w:r>
+      <w:r>
+        <w:rPr>
+          <w:rStyle w:val="OtherTok"/>
+        </w:rPr>
+        <w:t xml:space="preserve">&lt;-</w:t>
+      </w:r>
+      <w:r>
+        <w:rPr>
+          <w:rStyle w:val="NormalTok"/>
+        </w:rPr>
+        <w:t xml:space="preserve"> </w:t>
+      </w:r>
+      <w:r>
+        <w:rPr>
+          <w:rStyle w:val="StringTok"/>
+        </w:rPr>
+        <w:t xml:space="preserve">"Eduardo"</w:t>
+      </w:r>
+      <w:r>
+        <w:rPr>
+          <w:rStyle w:val="NormalTok"/>
+        </w:rPr>
+        <w:t xml:space="preserve"> </w:t>
+      </w:r>
+      <w:r>
+        <w:rPr>
           <w:rStyle w:val="CommentTok"/>
         </w:rPr>
-        <w:t xml:space="preserve"># Edit these values</w:t>
+        <w:t xml:space="preserve"># primeiro nome para busca no Google Scholar</w:t>
       </w:r>
       <w:r>
         <w:br/>
@@ -183,7 +282,7 @@
         <w:rPr>
           <w:rStyle w:val="NormalTok"/>
         </w:rPr>
-        <w:t xml:space="preserve">first_name </w:t>
+        <w:t xml:space="preserve">last_name  </w:t>
       </w:r>
       <w:r>
         <w:rPr>
@@ -201,7 +300,19 @@
         <w:rPr>
           <w:rStyle w:val="StringTok"/>
         </w:rPr>
-        <w:t xml:space="preserve">"FirstName"</w:t>
+        <w:t xml:space="preserve">"Ogasawara"</w:t>
+      </w:r>
+      <w:r>
+        <w:rPr>
+          <w:rStyle w:val="NormalTok"/>
+        </w:rPr>
+        <w:t xml:space="preserve"> </w:t>
+      </w:r>
+      <w:r>
+        <w:rPr>
+          <w:rStyle w:val="CommentTok"/>
+        </w:rPr>
+        <w:t xml:space="preserve"># sobrenome para busca no Google Scholar</w:t>
       </w:r>
       <w:r>
         <w:br/>
@@ -210,7 +321,7 @@
         <w:rPr>
           <w:rStyle w:val="NormalTok"/>
         </w:rPr>
-        <w:t xml:space="preserve">last_name  </w:t>
+        <w:t xml:space="preserve">out_xlsx   </w:t>
       </w:r>
       <w:r>
         <w:rPr>
@@ -228,22 +339,7 @@
         <w:rPr>
           <w:rStyle w:val="StringTok"/>
         </w:rPr>
-        <w:t xml:space="preserve">"LastName"</w:t>
-      </w:r>
-      <w:r>
-        <w:br/>
-      </w:r>
-      <w:r>
-        <w:rPr>
-          <w:rStyle w:val="NormalTok"/>
-        </w:rPr>
-        <w:t xml:space="preserve">out_xlsx   </w:t>
-      </w:r>
-      <w:r>
-        <w:rPr>
-          <w:rStyle w:val="OtherTok"/>
-        </w:rPr>
-        <w:t xml:space="preserve">&lt;-</w:t>
+        <w:t xml:space="preserve">"scholar_articles.xlsx"</w:t>
       </w:r>
       <w:r>
         <w:rPr>
@@ -253,9 +349,9 @@
       </w:r>
       <w:r>
         <w:rPr>
-          <w:rStyle w:val="StringTok"/>
-        </w:rPr>
-        <w:t xml:space="preserve">"path/to/articles.xlsx"</w:t>
+          <w:rStyle w:val="CommentTok"/>
+        </w:rPr>
+        <w:t xml:space="preserve"># arquivo .xlsx de saida no diretorio atual</w:t>
       </w:r>
     </w:p>
     <w:p>
@@ -272,8 +368,77 @@
       </w:pPr>
       <w:r>
         <w:rPr>
+          <w:rStyle w:val="ControlFlowTok"/>
+        </w:rPr>
+        <w:t xml:space="preserve">if</w:t>
+      </w:r>
+      <w:r>
+        <w:rPr>
+          <w:rStyle w:val="NormalTok"/>
+        </w:rPr>
+        <w:t xml:space="preserve"> (</w:t>
+      </w:r>
+      <w:r>
+        <w:rPr>
           <w:rStyle w:val="FunctionTok"/>
         </w:rPr>
+        <w:t xml:space="preserve">identical</w:t>
+      </w:r>
+      <w:r>
+        <w:rPr>
+          <w:rStyle w:val="NormalTok"/>
+        </w:rPr>
+        <w:t xml:space="preserve">(</w:t>
+      </w:r>
+      <w:r>
+        <w:rPr>
+          <w:rStyle w:val="FunctionTok"/>
+        </w:rPr>
+        <w:t xml:space="preserve">Sys.getenv</w:t>
+      </w:r>
+      <w:r>
+        <w:rPr>
+          <w:rStyle w:val="NormalTok"/>
+        </w:rPr>
+        <w:t xml:space="preserve">(</w:t>
+      </w:r>
+      <w:r>
+        <w:rPr>
+          <w:rStyle w:val="StringTok"/>
+        </w:rPr>
+        <w:t xml:space="preserve">"RUN_SCHOLAR_EXAMPLE"</w:t>
+      </w:r>
+      <w:r>
+        <w:rPr>
+          <w:rStyle w:val="NormalTok"/>
+        </w:rPr>
+        <w:t xml:space="preserve">), </w:t>
+      </w:r>
+      <w:r>
+        <w:rPr>
+          <w:rStyle w:val="StringTok"/>
+        </w:rPr>
+        <w:t xml:space="preserve">"1"</w:t>
+      </w:r>
+      <w:r>
+        <w:rPr>
+          <w:rStyle w:val="NormalTok"/>
+        </w:rPr>
+        <w:t xml:space="preserve">)) {</w:t>
+      </w:r>
+      <w:r>
+        <w:br/>
+      </w:r>
+      <w:r>
+        <w:rPr>
+          <w:rStyle w:val="NormalTok"/>
+        </w:rPr>
+        <w:t xml:space="preserve">  </w:t>
+      </w:r>
+      <w:r>
+        <w:rPr>
+          <w:rStyle w:val="FunctionTok"/>
+        </w:rPr>
         <w:t xml:space="preserve">get_scholar_citations</w:t>
       </w:r>
       <w:r>
@@ -287,6 +452,12 @@
       </w:r>
       <w:r>
         <w:rPr>
+          <w:rStyle w:val="NormalTok"/>
+        </w:rPr>
+        <w:t xml:space="preserve">  </w:t>
+      </w:r>
+      <w:r>
+        <w:rPr>
           <w:rStyle w:val="FunctionTok"/>
         </w:rPr>
         <w:t xml:space="preserve">cat</w:t>
@@ -332,6 +503,92 @@
           <w:rStyle w:val="NormalTok"/>
         </w:rPr>
         <w:t xml:space="preserve">)</w:t>
+      </w:r>
+      <w:r>
+        <w:br/>
+      </w:r>
+      <w:r>
+        <w:rPr>
+          <w:rStyle w:val="NormalTok"/>
+        </w:rPr>
+        <w:t xml:space="preserve">} </w:t>
+      </w:r>
+      <w:r>
+        <w:rPr>
+          <w:rStyle w:val="ControlFlowTok"/>
+        </w:rPr>
+        <w:t xml:space="preserve">else</w:t>
+      </w:r>
+      <w:r>
+        <w:rPr>
+          <w:rStyle w:val="NormalTok"/>
+        </w:rPr>
+        <w:t xml:space="preserve"> {</w:t>
+      </w:r>
+      <w:r>
+        <w:br/>
+      </w:r>
+      <w:r>
+        <w:rPr>
+          <w:rStyle w:val="NormalTok"/>
+        </w:rPr>
+        <w:t xml:space="preserve">  </w:t>
+      </w:r>
+      <w:r>
+        <w:rPr>
+          <w:rStyle w:val="FunctionTok"/>
+        </w:rPr>
+        <w:t xml:space="preserve">cat</w:t>
+      </w:r>
+      <w:r>
+        <w:rPr>
+          <w:rStyle w:val="NormalTok"/>
+        </w:rPr>
+        <w:t xml:space="preserve">(</w:t>
+      </w:r>
+      <w:r>
+        <w:rPr>
+          <w:rStyle w:val="StringTok"/>
+        </w:rPr>
+        <w:t xml:space="preserve">"Skipping network-dependent Google Scholar export. Set RUN_SCHOLAR_EXAMPLE=1 to execute.</w:t>
+      </w:r>
+      <w:r>
+        <w:rPr>
+          <w:rStyle w:val="SpecialCharTok"/>
+        </w:rPr>
+        <w:t xml:space="preserve">\n</w:t>
+      </w:r>
+      <w:r>
+        <w:rPr>
+          <w:rStyle w:val="StringTok"/>
+        </w:rPr>
+        <w:t xml:space="preserve">"</w:t>
+      </w:r>
+      <w:r>
+        <w:rPr>
+          <w:rStyle w:val="NormalTok"/>
+        </w:rPr>
+        <w:t xml:space="preserve">)</w:t>
+      </w:r>
+      <w:r>
+        <w:br/>
+      </w:r>
+      <w:r>
+        <w:rPr>
+          <w:rStyle w:val="NormalTok"/>
+        </w:rPr>
+        <w:t xml:space="preserve">}</w:t>
+      </w:r>
+    </w:p>
+    <w:p>
+      <w:pPr>
+        <w:pStyle w:val="SourceCode"/>
+      </w:pPr>
+      <w:r>
+        <w:rPr>
+          <w:rStyle w:val="VerbatimChar"/>
+        </w:rPr>
+        <w:t xml:space="preserve">## Skipping network-dependent Google Scholar export. Set RUN_SCHOLAR_EXAMPLE=1 to execute.</w:t>
       </w:r>
     </w:p>
     <w:sectPr>

--- a/examples/references/doc/export_scholar_publications.docx
+++ b/examples/references/doc/export_scholar_publications.docx
@@ -149,7 +149,7 @@
         <w:rPr>
           <w:rStyle w:val="StringTok"/>
         </w:rPr>
-        <w:t xml:space="preserve">"../../references/myReferences.R"</w:t>
+        <w:t xml:space="preserve">"https://raw.githubusercontent.com/eogasawara/mylibrary/refs/heads/main/references/ref_utils.R"</w:t>
       </w:r>
       <w:r>
         <w:rPr>
@@ -176,7 +176,7 @@
         <w:rPr>
           <w:rStyle w:val="StringTok"/>
         </w:rPr>
-        <w:t xml:space="preserve">"../../references/ref_utils.R"</w:t>
+        <w:t xml:space="preserve">"https://raw.githubusercontent.com/eogasawara/mylibrary/refs/heads/main/references/reference_examples_setup.R"</w:t>
       </w:r>
       <w:r>
         <w:rPr>
@@ -191,34 +191,7 @@
         <w:rPr>
           <w:rStyle w:val="FunctionTok"/>
         </w:rPr>
-        <w:t xml:space="preserve">source</w:t>
-      </w:r>
-      <w:r>
-        <w:rPr>
-          <w:rStyle w:val="NormalTok"/>
-        </w:rPr>
-        <w:t xml:space="preserve">(</w:t>
-      </w:r>
-      <w:r>
-        <w:rPr>
-          <w:rStyle w:val="StringTok"/>
-        </w:rPr>
-        <w:t xml:space="preserve">"reference_examples_setup.R"</w:t>
-      </w:r>
-      <w:r>
-        <w:rPr>
-          <w:rStyle w:val="NormalTok"/>
-        </w:rPr>
-        <w:t xml:space="preserve">)</w:t>
-      </w:r>
-      <w:r>
-        <w:br/>
-      </w:r>
-      <w:r>
-        <w:rPr>
-          <w:rStyle w:val="FunctionTok"/>
-        </w:rPr>
-        <w:t xml:space="preserve">ensure_reference_example_files</w:t>
+        <w:t xml:space="preserve">download_reference_example_files</w:t>
       </w:r>
       <w:r>
         <w:rPr>

--- a/examples/references/doc/export_scholar_publications.docx
+++ b/examples/references/doc/export_scholar_publications.docx
@@ -156,6 +156,33 @@
           <w:rStyle w:val="NormalTok"/>
         </w:rPr>
         <w:t xml:space="preserve">)</w:t>
+      </w:r>
+      <w:r>
+        <w:br/>
+      </w:r>
+      <w:r>
+        <w:rPr>
+          <w:rStyle w:val="CommentTok"/>
+        </w:rPr>
+        <w:t xml:space="preserve"># As duas linhas abaixo sao apenas para o cenario de teste desta documentacao.</w:t>
+      </w:r>
+      <w:r>
+        <w:br/>
+      </w:r>
+      <w:r>
+        <w:rPr>
+          <w:rStyle w:val="CommentTok"/>
+        </w:rPr>
+        <w:t xml:space="preserve"># Em uso real, basta remover esse bloco e configurar corretamente as variaveis</w:t>
+      </w:r>
+      <w:r>
+        <w:br/>
+      </w:r>
+      <w:r>
+        <w:rPr>
+          <w:rStyle w:val="CommentTok"/>
+        </w:rPr>
+        <w:t xml:space="preserve"># de entrada para apontarem para os seus arquivos reais.</w:t>
       </w:r>
       <w:r>
         <w:br/>
